--- a/docs/word/USER_GUIDE.en.docx
+++ b/docs/word/USER_GUIDE.en.docx
@@ -1695,6 +1695,34 @@
           <w:i/>
           <w:sz w:val="22"/>
         </w:rPr>
+        <w:t xml:space="preserve">On GitHub, historical files live under </w:t>
+      </w:r>
+      <w:r>
+        <w:rPr>
+          <w:rFonts w:ascii="Consolas" w:hAnsi="Consolas" w:eastAsia="Consolas"/>
+          <w:color w:val="333333"/>
+          <w:sz w:val="22"/>
+        </w:rPr>
+        <w:t>data/history/</w:t>
+      </w:r>
+      <w:r>
+        <w:rPr>
+          <w:rFonts w:ascii="Calibri" w:hAnsi="Calibri" w:eastAsia="Microsoft JhengHei"/>
+          <w:sz w:val="22"/>
+        </w:rPr>
+        <w:t xml:space="preserve"> and only the last 90 days are kept. NetSuite File Cabinet naming is independent.</w:t>
+      </w:r>
+    </w:p>
+    <w:p>
+      <w:pPr>
+        <w:ind w:left="360"/>
+      </w:pPr>
+      <w:r>
+        <w:rPr>
+          <w:rFonts w:ascii="Calibri" w:hAnsi="Calibri" w:eastAsia="Microsoft JhengHei"/>
+          <w:i/>
+          <w:sz w:val="22"/>
+        </w:rPr>
         <w:t xml:space="preserve">By default the script </w:t>
       </w:r>
       <w:r>

--- a/docs/word/USER_GUIDE.en.docx
+++ b/docs/word/USER_GUIDE.en.docx
@@ -861,24 +861,17 @@
       <w:r>
         <w:rPr>
           <w:rFonts w:ascii="Calibri" w:hAnsi="Calibri" w:eastAsia="Microsoft JhengHei"/>
-          <w:sz w:val="22"/>
-        </w:rPr>
-        <w:t xml:space="preserve">GitHub Actions runs on </w:t>
-      </w:r>
-      <w:r>
-        <w:rPr>
-          <w:rFonts w:ascii="Calibri" w:hAnsi="Calibri" w:eastAsia="Microsoft JhengHei"/>
           <w:b/>
           <w:sz w:val="22"/>
         </w:rPr>
-        <w:t>weekdays only</w:t>
+        <w:t>Primary trigger:</w:t>
       </w:r>
       <w:r>
         <w:rPr>
           <w:rFonts w:ascii="Calibri" w:hAnsi="Calibri" w:eastAsia="Microsoft JhengHei"/>
           <w:sz w:val="22"/>
         </w:rPr>
-        <w:t xml:space="preserve"> (Taiwan time, UTC+8):</w:t>
+        <w:t xml:space="preserve"> an external cron (e.g. cron-job.org) calling the GitHub API. Suggested Taiwan weekday times:</w:t>
       </w:r>
     </w:p>
     <w:tbl>
@@ -995,6 +988,23 @@
       <w:r>
         <w:rPr>
           <w:rFonts w:ascii="Calibri" w:hAnsi="Calibri" w:eastAsia="Microsoft JhengHei"/>
+          <w:b/>
+          <w:sz w:val="22"/>
+        </w:rPr>
+        <w:t>GitHub native backup (sparse):</w:t>
+      </w:r>
+      <w:r>
+        <w:rPr>
+          <w:rFonts w:ascii="Calibri" w:hAnsi="Calibri" w:eastAsia="Microsoft JhengHei"/>
+          <w:sz w:val="22"/>
+        </w:rPr>
+        <w:t xml:space="preserve"> 10:30, 15:30, 18:30 (weekdays)</w:t>
+      </w:r>
+    </w:p>
+    <w:p>
+      <w:r>
+        <w:rPr>
+          <w:rFonts w:ascii="Calibri" w:hAnsi="Calibri" w:eastAsia="Microsoft JhengHei"/>
           <w:sz w:val="22"/>
         </w:rPr>
         <w:t>Notes:</w:t>
@@ -1009,7 +1019,22 @@
           <w:rFonts w:ascii="Calibri" w:hAnsi="Calibri" w:eastAsia="Microsoft JhengHei"/>
           <w:sz w:val="22"/>
         </w:rPr>
-        <w:t>No scheduled runs on weekends</w:t>
+        <w:t xml:space="preserve">Follow </w:t>
+      </w:r>
+      <w:r>
+        <w:rPr>
+          <w:rFonts w:ascii="Calibri" w:hAnsi="Calibri" w:eastAsia="Microsoft JhengHei"/>
+          <w:color w:val="0563C1"/>
+          <w:sz w:val="22"/>
+        </w:rPr>
+        <w:t>SCHEDULING.en.md (./SCHEDULING.en.md)</w:t>
+      </w:r>
+      <w:r>
+        <w:rPr>
+          <w:rFonts w:ascii="Calibri" w:hAnsi="Calibri" w:eastAsia="Microsoft JhengHei"/>
+          <w:sz w:val="22"/>
+        </w:rPr>
+        <w:t xml:space="preserve"> to set up the external cron (more reliable than GitHub’s built-in schedule)</w:t>
       </w:r>
     </w:p>
     <w:p>
@@ -1021,7 +1046,7 @@
           <w:rFonts w:ascii="Calibri" w:hAnsi="Calibri" w:eastAsia="Microsoft JhengHei"/>
           <w:sz w:val="22"/>
         </w:rPr>
-        <w:t>GitHub cron can be delayed by several minutes</w:t>
+        <w:t>No weekend runs by default</w:t>
       </w:r>
     </w:p>
     <w:p>
@@ -1046,7 +1071,15 @@
           <w:rFonts w:ascii="Calibri" w:hAnsi="Calibri" w:eastAsia="Microsoft JhengHei"/>
           <w:sz w:val="22"/>
         </w:rPr>
-        <w:t>Engineers can also trigger the workflow manually in GitHub → Actions</w:t>
+        <w:t xml:space="preserve">You can also run from GitHub → Actions, or </w:t>
+      </w:r>
+      <w:r>
+        <w:rPr>
+          <w:rFonts w:ascii="Consolas" w:hAnsi="Consolas" w:eastAsia="Consolas"/>
+          <w:color w:val="333333"/>
+          <w:sz w:val="22"/>
+        </w:rPr>
+        <w:t>scripts/trigger_update.sh</w:t>
       </w:r>
     </w:p>
     <w:p>

--- a/docs/word/USER_GUIDE.en.docx
+++ b/docs/word/USER_GUIDE.en.docx
@@ -861,17 +861,24 @@
       <w:r>
         <w:rPr>
           <w:rFonts w:ascii="Calibri" w:hAnsi="Calibri" w:eastAsia="Microsoft JhengHei"/>
-          <w:b/>
           <w:sz w:val="22"/>
         </w:rPr>
-        <w:t>Primary trigger:</w:t>
+        <w:t xml:space="preserve">Three layers (details: </w:t>
+      </w:r>
+      <w:r>
+        <w:rPr>
+          <w:rFonts w:ascii="Calibri" w:hAnsi="Calibri" w:eastAsia="Microsoft JhengHei"/>
+          <w:color w:val="0563C1"/>
+          <w:sz w:val="22"/>
+        </w:rPr>
+        <w:t>SCHEDULING.en.md (./SCHEDULING.en.md)</w:t>
       </w:r>
       <w:r>
         <w:rPr>
           <w:rFonts w:ascii="Calibri" w:hAnsi="Calibri" w:eastAsia="Microsoft JhengHei"/>
           <w:sz w:val="22"/>
         </w:rPr>
-        <w:t xml:space="preserve"> an external cron (e.g. cron-job.org) calling the GitHub API. Suggested Taiwan weekday times:</w:t>
+        <w:t>):</w:t>
       </w:r>
     </w:p>
     <w:tbl>
@@ -897,7 +904,7 @@
                 <w:b/>
                 <w:sz w:val="20"/>
               </w:rPr>
-              <w:t>Window</w:t>
+              <w:t>Layer</w:t>
             </w:r>
           </w:p>
         </w:tc>
@@ -913,7 +920,7 @@
                 <w:b/>
                 <w:sz w:val="20"/>
               </w:rPr>
-              <w:t>Times</w:t>
+              <w:t>Times (Taiwan, weekdays)</w:t>
             </w:r>
           </w:p>
         </w:tc>
@@ -930,7 +937,7 @@
                 <w:rFonts w:ascii="Calibri" w:hAnsi="Calibri" w:eastAsia="Microsoft JhengHei"/>
                 <w:sz w:val="20"/>
               </w:rPr>
-              <w:t>Business hours</w:t>
+              <w:t>Primary cron-job.org</w:t>
             </w:r>
           </w:p>
         </w:tc>
@@ -945,7 +952,7 @@
                 <w:rFonts w:ascii="Calibri" w:hAnsi="Calibri" w:eastAsia="Microsoft JhengHei"/>
                 <w:sz w:val="20"/>
               </w:rPr>
-              <w:t>09:10, 10:10, 11:10, 12:10, 13:10, 14:10, 15:10, 16:10</w:t>
+              <w:t>hourly 09:10–16:10 + 18:30</w:t>
             </w:r>
           </w:p>
         </w:tc>
@@ -962,7 +969,7 @@
                 <w:rFonts w:ascii="Calibri" w:hAnsi="Calibri" w:eastAsia="Microsoft JhengHei"/>
                 <w:sz w:val="20"/>
               </w:rPr>
-              <w:t>Evening catch-up</w:t>
+              <w:t>Backup GitHub cron</w:t>
             </w:r>
           </w:p>
         </w:tc>
@@ -977,30 +984,45 @@
                 <w:rFonts w:ascii="Calibri" w:hAnsi="Calibri" w:eastAsia="Microsoft JhengHei"/>
                 <w:sz w:val="20"/>
               </w:rPr>
-              <w:t>18:30</w:t>
+              <w:t>10:30, 15:30, 18:30</w:t>
+            </w:r>
+          </w:p>
+        </w:tc>
+      </w:tr>
+      <w:tr>
+        <w:tc>
+          <w:tcPr>
+            <w:tcW w:type="dxa" w:w="4824"/>
+          </w:tcPr>
+          <w:p>
+            <w:r/>
+            <w:r>
+              <w:rPr>
+                <w:rFonts w:ascii="Calibri" w:hAnsi="Calibri" w:eastAsia="Microsoft JhengHei"/>
+                <w:sz w:val="20"/>
+              </w:rPr>
+              <w:t>Local Mac (optional)</w:t>
+            </w:r>
+          </w:p>
+        </w:tc>
+        <w:tc>
+          <w:tcPr>
+            <w:tcW w:type="dxa" w:w="4824"/>
+          </w:tcPr>
+          <w:p>
+            <w:r/>
+            <w:r>
+              <w:rPr>
+                <w:rFonts w:ascii="Calibri" w:hAnsi="Calibri" w:eastAsia="Microsoft JhengHei"/>
+                <w:sz w:val="20"/>
+              </w:rPr>
+              <w:t>same; Mac must be on</w:t>
             </w:r>
           </w:p>
         </w:tc>
       </w:tr>
     </w:tbl>
     <w:p/>
-    <w:p>
-      <w:r>
-        <w:rPr>
-          <w:rFonts w:ascii="Calibri" w:hAnsi="Calibri" w:eastAsia="Microsoft JhengHei"/>
-          <w:b/>
-          <w:sz w:val="22"/>
-        </w:rPr>
-        <w:t>GitHub native backup (sparse):</w:t>
-      </w:r>
-      <w:r>
-        <w:rPr>
-          <w:rFonts w:ascii="Calibri" w:hAnsi="Calibri" w:eastAsia="Microsoft JhengHei"/>
-          <w:sz w:val="22"/>
-        </w:rPr>
-        <w:t xml:space="preserve"> 10:30, 15:30, 18:30 (weekdays)</w:t>
-      </w:r>
-    </w:p>
     <w:p>
       <w:r>
         <w:rPr>
@@ -1017,24 +1039,17 @@
       <w:r>
         <w:rPr>
           <w:rFonts w:ascii="Calibri" w:hAnsi="Calibri" w:eastAsia="Microsoft JhengHei"/>
+          <w:b/>
           <w:sz w:val="22"/>
         </w:rPr>
-        <w:t xml:space="preserve">Follow </w:t>
-      </w:r>
-      <w:r>
-        <w:rPr>
-          <w:rFonts w:ascii="Calibri" w:hAnsi="Calibri" w:eastAsia="Microsoft JhengHei"/>
-          <w:color w:val="0563C1"/>
-          <w:sz w:val="22"/>
-        </w:rPr>
-        <w:t>SCHEDULING.en.md (./SCHEDULING.en.md)</w:t>
+        <w:t>No commit when rates are unchanged</w:t>
       </w:r>
       <w:r>
         <w:rPr>
           <w:rFonts w:ascii="Calibri" w:hAnsi="Calibri" w:eastAsia="Microsoft JhengHei"/>
           <w:sz w:val="22"/>
         </w:rPr>
-        <w:t xml:space="preserve"> to set up the external cron (more reliable than GitHub’s built-in schedule)</w:t>
+        <w:t xml:space="preserve"> (workflow may still run)</w:t>
       </w:r>
     </w:p>
     <w:p>
@@ -1056,10 +1071,17 @@
       <w:r>
         <w:rPr>
           <w:rFonts w:ascii="Calibri" w:hAnsi="Calibri" w:eastAsia="Microsoft JhengHei"/>
-          <w:b/>
           <w:sz w:val="22"/>
         </w:rPr>
-        <w:t>If rates did not change, nothing is republished</w:t>
+        <w:t xml:space="preserve">If scheduling seems stuck, see </w:t>
+      </w:r>
+      <w:r>
+        <w:rPr>
+          <w:rFonts w:ascii="Calibri" w:hAnsi="Calibri" w:eastAsia="Microsoft JhengHei"/>
+          <w:color w:val="0563C1"/>
+          <w:sz w:val="22"/>
+        </w:rPr>
+        <w:t>SCHEDULING.en.md §0.2 (./SCHEDULING.en.md#02-schedule-not-running-step-by-step)</w:t>
       </w:r>
     </w:p>
     <w:p>
@@ -1071,7 +1093,7 @@
           <w:rFonts w:ascii="Calibri" w:hAnsi="Calibri" w:eastAsia="Microsoft JhengHei"/>
           <w:sz w:val="22"/>
         </w:rPr>
-        <w:t xml:space="preserve">You can also run from GitHub → Actions, or </w:t>
+        <w:t xml:space="preserve">Manual trigger: </w:t>
       </w:r>
       <w:r>
         <w:rPr>
@@ -1079,7 +1101,14 @@
           <w:color w:val="333333"/>
           <w:sz w:val="22"/>
         </w:rPr>
-        <w:t>scripts/trigger_update.sh</w:t>
+        <w:t>./scripts/trigger_update.sh</w:t>
+      </w:r>
+      <w:r>
+        <w:rPr>
+          <w:rFonts w:ascii="Calibri" w:hAnsi="Calibri" w:eastAsia="Microsoft JhengHei"/>
+          <w:sz w:val="22"/>
+        </w:rPr>
+        <w:t xml:space="preserve"> or Actions → Run workflow</w:t>
       </w:r>
     </w:p>
     <w:p>
@@ -1984,7 +2013,7 @@
           <w:rFonts w:ascii="Calibri" w:hAnsi="Calibri" w:eastAsia="Microsoft JhengHei"/>
           <w:sz w:val="22"/>
         </w:rPr>
-        <w:t>Rates have not changed today (no republish)</w:t>
+        <w:t>Rates have not changed today (no commit)</w:t>
       </w:r>
     </w:p>
     <w:p>
@@ -1996,7 +2025,7 @@
           <w:rFonts w:ascii="Calibri" w:hAnsi="Calibri" w:eastAsia="Microsoft JhengHei"/>
           <w:sz w:val="22"/>
         </w:rPr>
-        <w:t>jsDelivr cache not yet refreshed (Actions normally purges after updates)</w:t>
+        <w:t>jsDelivr cache not refreshed</w:t>
       </w:r>
     </w:p>
     <w:p>
@@ -2006,9 +2035,25 @@
       <w:r>
         <w:rPr>
           <w:rFonts w:ascii="Calibri" w:hAnsi="Calibri" w:eastAsia="Microsoft JhengHei"/>
+          <w:b/>
           <w:sz w:val="22"/>
         </w:rPr>
-        <w:t>Compare against the GitHub Raw fallback URL</w:t>
+        <w:t>Schedule did not trigger</w:t>
+      </w:r>
+      <w:r>
+        <w:rPr>
+          <w:rFonts w:ascii="Calibri" w:hAnsi="Calibri" w:eastAsia="Microsoft JhengHei"/>
+          <w:sz w:val="22"/>
+        </w:rPr>
+        <w:t xml:space="preserve"> → </w:t>
+      </w:r>
+      <w:r>
+        <w:rPr>
+          <w:rFonts w:ascii="Calibri" w:hAnsi="Calibri" w:eastAsia="Microsoft JhengHei"/>
+          <w:color w:val="0563C1"/>
+          <w:sz w:val="22"/>
+        </w:rPr>
+        <w:t>SCHEDULING.en.md §0.2 (./SCHEDULING.en.md#02-schedule-not-running-step-by-step)</w:t>
       </w:r>
     </w:p>
     <w:p>
@@ -2021,7 +2066,100 @@
           <w:b/>
           <w:sz w:val="24"/>
         </w:rPr>
-        <w:t>Q3. NetSuite download fails (non-200)?</w:t>
+        <w:t>Q3. Schedule not running?</w:t>
+      </w:r>
+    </w:p>
+    <w:p>
+      <w:r>
+        <w:rPr>
+          <w:rFonts w:ascii="Calibri" w:hAnsi="Calibri" w:eastAsia="Microsoft JhengHei"/>
+          <w:sz w:val="22"/>
+        </w:rPr>
+        <w:t xml:space="preserve">Check </w:t>
+      </w:r>
+      <w:r>
+        <w:rPr>
+          <w:rFonts w:ascii="Calibri" w:hAnsi="Calibri" w:eastAsia="Microsoft JhengHei"/>
+          <w:color w:val="0563C1"/>
+          <w:sz w:val="22"/>
+        </w:rPr>
+        <w:t>GitHub Actions (https://github.com/ChesleyLo/DownloadBankOfTaiwanExchangeRate/actions)</w:t>
+      </w:r>
+      <w:r>
+        <w:rPr>
+          <w:rFonts w:ascii="Calibri" w:hAnsi="Calibri" w:eastAsia="Microsoft JhengHei"/>
+          <w:sz w:val="22"/>
+        </w:rPr>
+        <w:t xml:space="preserve"> for </w:t>
+      </w:r>
+      <w:r>
+        <w:rPr>
+          <w:rFonts w:ascii="Consolas" w:hAnsi="Consolas" w:eastAsia="Consolas"/>
+          <w:color w:val="333333"/>
+          <w:sz w:val="22"/>
+        </w:rPr>
+        <w:t>workflow_dispatch</w:t>
+      </w:r>
+      <w:r>
+        <w:rPr>
+          <w:rFonts w:ascii="Calibri" w:hAnsi="Calibri" w:eastAsia="Microsoft JhengHei"/>
+          <w:sz w:val="22"/>
+        </w:rPr>
+        <w:t>.</w:t>
+      </w:r>
+    </w:p>
+    <w:p>
+      <w:r>
+        <w:rPr>
+          <w:rFonts w:ascii="Calibri" w:hAnsi="Calibri" w:eastAsia="Microsoft JhengHei"/>
+          <w:sz w:val="22"/>
+        </w:rPr>
+        <w:t xml:space="preserve">If missing, check </w:t>
+      </w:r>
+      <w:r>
+        <w:rPr>
+          <w:rFonts w:ascii="Calibri" w:hAnsi="Calibri" w:eastAsia="Microsoft JhengHei"/>
+          <w:color w:val="0563C1"/>
+          <w:sz w:val="22"/>
+        </w:rPr>
+        <w:t>cron-job.org History (https://console.cron-job.org/jobs)</w:t>
+      </w:r>
+      <w:r>
+        <w:rPr>
+          <w:rFonts w:ascii="Calibri" w:hAnsi="Calibri" w:eastAsia="Microsoft JhengHei"/>
+          <w:sz w:val="22"/>
+        </w:rPr>
+        <w:t xml:space="preserve"> for HTTP 204.</w:t>
+      </w:r>
+    </w:p>
+    <w:p>
+      <w:r>
+        <w:rPr>
+          <w:rFonts w:ascii="Calibri" w:hAnsi="Calibri" w:eastAsia="Microsoft JhengHei"/>
+          <w:sz w:val="22"/>
+        </w:rPr>
+        <w:t xml:space="preserve">Full guide: </w:t>
+      </w:r>
+      <w:r>
+        <w:rPr>
+          <w:rFonts w:ascii="Calibri" w:hAnsi="Calibri" w:eastAsia="Microsoft JhengHei"/>
+          <w:color w:val="0563C1"/>
+          <w:sz w:val="22"/>
+        </w:rPr>
+        <w:t>SCHEDULING.en.md (./SCHEDULING.en.md)</w:t>
+      </w:r>
+    </w:p>
+    <w:p>
+      <w:pPr>
+        <w:pStyle w:val="Heading3"/>
+      </w:pPr>
+      <w:r>
+        <w:rPr>
+          <w:rFonts w:ascii="Calibri" w:hAnsi="Calibri" w:eastAsia="Microsoft JhengHei"/>
+          <w:b/>
+          <w:sz w:val="24"/>
+        </w:rPr>
+        <w:t>Q4. NetSuite download fails (non-200)?</w:t>
       </w:r>
     </w:p>
     <w:p>
@@ -2099,7 +2237,7 @@
           <w:b/>
           <w:sz w:val="24"/>
         </w:rPr>
-        <w:t>Q4. Can NetSuite call the BOT site directly?</w:t>
+        <w:t>Q5. Can NetSuite call the BOT site directly?</w:t>
       </w:r>
     </w:p>
     <w:p>
@@ -2144,7 +2282,7 @@
           <w:b/>
           <w:sz w:val="24"/>
         </w:rPr>
-        <w:t>Q5. Can we use this commercially?</w:t>
+        <w:t>Q6. Can we use this commercially?</w:t>
       </w:r>
     </w:p>
     <w:p>

--- a/docs/word/USER_GUIDE.en.docx
+++ b/docs/word/USER_GUIDE.en.docx
@@ -1091,6 +1091,34 @@
       <w:r>
         <w:rPr>
           <w:rFonts w:ascii="Calibri" w:hAnsi="Calibri" w:eastAsia="Microsoft JhengHei"/>
+          <w:b/>
+          <w:sz w:val="22"/>
+        </w:rPr>
+        <w:t>How to confirm runs</w:t>
+      </w:r>
+      <w:r>
+        <w:rPr>
+          <w:rFonts w:ascii="Calibri" w:hAnsi="Calibri" w:eastAsia="Microsoft JhengHei"/>
+          <w:sz w:val="22"/>
+        </w:rPr>
+        <w:t xml:space="preserve"> see </w:t>
+      </w:r>
+      <w:r>
+        <w:rPr>
+          <w:rFonts w:ascii="Calibri" w:hAnsi="Calibri" w:eastAsia="Microsoft JhengHei"/>
+          <w:color w:val="0563C1"/>
+          <w:sz w:val="22"/>
+        </w:rPr>
+        <w:t>SCHEDULING.en.md §0.5 (./SCHEDULING.en.md#05-how-to-confirm-the-schedule-ran-day-to-day)</w:t>
+      </w:r>
+    </w:p>
+    <w:p>
+      <w:pPr>
+        <w:pStyle w:val="ListBullet"/>
+      </w:pPr>
+      <w:r>
+        <w:rPr>
+          <w:rFonts w:ascii="Calibri" w:hAnsi="Calibri" w:eastAsia="Microsoft JhengHei"/>
           <w:sz w:val="22"/>
         </w:rPr>
         <w:t xml:space="preserve">Manual trigger: </w:t>
@@ -2066,17 +2094,23 @@
           <w:b/>
           <w:sz w:val="24"/>
         </w:rPr>
-        <w:t>Q3. Schedule not running?</w:t>
+        <w:t>Q3. Schedule not running? / How to confirm it ran?</w:t>
       </w:r>
     </w:p>
     <w:p>
       <w:r>
         <w:rPr>
           <w:rFonts w:ascii="Calibri" w:hAnsi="Calibri" w:eastAsia="Microsoft JhengHei"/>
+          <w:b/>
           <w:sz w:val="22"/>
         </w:rPr>
-        <w:t xml:space="preserve">Check </w:t>
+        <w:t>Day-to-day checks (fastest first):</w:t>
       </w:r>
+    </w:p>
+    <w:p>
+      <w:pPr>
+        <w:pStyle w:val="ListNumber"/>
+      </w:pPr>
       <w:r>
         <w:rPr>
           <w:rFonts w:ascii="Calibri" w:hAnsi="Calibri" w:eastAsia="Microsoft JhengHei"/>
@@ -2090,7 +2124,7 @@
           <w:rFonts w:ascii="Calibri" w:hAnsi="Calibri" w:eastAsia="Microsoft JhengHei"/>
           <w:sz w:val="22"/>
         </w:rPr>
-        <w:t xml:space="preserve"> for </w:t>
+        <w:t xml:space="preserve"> — look for successful </w:t>
       </w:r>
       <w:r>
         <w:rPr>
@@ -2100,22 +2134,11 @@
         </w:rPr>
         <w:t>workflow_dispatch</w:t>
       </w:r>
-      <w:r>
-        <w:rPr>
-          <w:rFonts w:ascii="Calibri" w:hAnsi="Calibri" w:eastAsia="Microsoft JhengHei"/>
-          <w:sz w:val="22"/>
-        </w:rPr>
-        <w:t>.</w:t>
-      </w:r>
     </w:p>
     <w:p>
-      <w:r>
-        <w:rPr>
-          <w:rFonts w:ascii="Calibri" w:hAnsi="Calibri" w:eastAsia="Microsoft JhengHei"/>
-          <w:sz w:val="22"/>
-        </w:rPr>
-        <w:t xml:space="preserve">If missing, check </w:t>
-      </w:r>
+      <w:pPr>
+        <w:pStyle w:val="ListNumber"/>
+      </w:pPr>
       <w:r>
         <w:rPr>
           <w:rFonts w:ascii="Calibri" w:hAnsi="Calibri" w:eastAsia="Microsoft JhengHei"/>
@@ -2129,7 +2152,77 @@
           <w:rFonts w:ascii="Calibri" w:hAnsi="Calibri" w:eastAsia="Microsoft JhengHei"/>
           <w:sz w:val="22"/>
         </w:rPr>
-        <w:t xml:space="preserve"> for HTTP 204.</w:t>
+        <w:t xml:space="preserve"> — HTTP </w:t>
+      </w:r>
+      <w:r>
+        <w:rPr>
+          <w:rFonts w:ascii="Calibri" w:hAnsi="Calibri" w:eastAsia="Microsoft JhengHei"/>
+          <w:b/>
+          <w:sz w:val="22"/>
+        </w:rPr>
+        <w:t>204</w:t>
+      </w:r>
+    </w:p>
+    <w:p>
+      <w:pPr>
+        <w:pStyle w:val="ListNumber"/>
+      </w:pPr>
+      <w:r>
+        <w:rPr>
+          <w:rFonts w:ascii="Calibri" w:hAnsi="Calibri" w:eastAsia="Microsoft JhengHei"/>
+          <w:color w:val="0563C1"/>
+          <w:sz w:val="22"/>
+        </w:rPr>
+        <w:t>CDN JSON (https://cdn.jsdelivr.net/gh/ChesleyLo/DownloadBankOfTaiwanExchangeRate@main/data/bot-xrt-latest.json)</w:t>
+      </w:r>
+      <w:r>
+        <w:rPr>
+          <w:rFonts w:ascii="Calibri" w:hAnsi="Calibri" w:eastAsia="Microsoft JhengHei"/>
+          <w:sz w:val="22"/>
+        </w:rPr>
+        <w:t xml:space="preserve"> — </w:t>
+      </w:r>
+      <w:r>
+        <w:rPr>
+          <w:rFonts w:ascii="Consolas" w:hAnsi="Consolas" w:eastAsia="Consolas"/>
+          <w:color w:val="333333"/>
+          <w:sz w:val="22"/>
+        </w:rPr>
+        <w:t>fetchedAtUtc</w:t>
+      </w:r>
+      <w:r>
+        <w:rPr>
+          <w:rFonts w:ascii="Calibri" w:hAnsi="Calibri" w:eastAsia="Microsoft JhengHei"/>
+          <w:sz w:val="22"/>
+        </w:rPr>
+        <w:t xml:space="preserve"> (may stay old if rates unchanged)</w:t>
+      </w:r>
+    </w:p>
+    <w:p>
+      <w:pPr>
+        <w:pStyle w:val="ListNumber"/>
+      </w:pPr>
+      <w:r>
+        <w:rPr>
+          <w:rFonts w:ascii="Calibri" w:hAnsi="Calibri" w:eastAsia="Microsoft JhengHei"/>
+          <w:sz w:val="22"/>
+        </w:rPr>
+        <w:t xml:space="preserve">Run </w:t>
+      </w:r>
+      <w:r>
+        <w:rPr>
+          <w:rFonts w:ascii="Consolas" w:hAnsi="Consolas" w:eastAsia="Consolas"/>
+          <w:color w:val="333333"/>
+          <w:sz w:val="22"/>
+        </w:rPr>
+        <w:t>./scripts/trigger_update.sh</w:t>
+      </w:r>
+      <w:r>
+        <w:rPr>
+          <w:rFonts w:ascii="Calibri" w:hAnsi="Calibri" w:eastAsia="Microsoft JhengHei"/>
+          <w:sz w:val="22"/>
+        </w:rPr>
+        <w:t xml:space="preserve"> if you suspect a failure</w:t>
       </w:r>
     </w:p>
     <w:p>
@@ -2138,7 +2231,7 @@
           <w:rFonts w:ascii="Calibri" w:hAnsi="Calibri" w:eastAsia="Microsoft JhengHei"/>
           <w:sz w:val="22"/>
         </w:rPr>
-        <w:t xml:space="preserve">Full guide: </w:t>
+        <w:t xml:space="preserve">Full guide and weekly checklist: </w:t>
       </w:r>
       <w:r>
         <w:rPr>
@@ -2146,7 +2239,7 @@
           <w:color w:val="0563C1"/>
           <w:sz w:val="22"/>
         </w:rPr>
-        <w:t>SCHEDULING.en.md (./SCHEDULING.en.md)</w:t>
+        <w:t>SCHEDULING.en.md §0.5 (./SCHEDULING.en.md#05-how-to-confirm-the-schedule-ran-day-to-day)</w:t>
       </w:r>
     </w:p>
     <w:p>
